--- a/DAY-9/Lab Exercise - Deploy EC2 in Dev and Prod Using Terragrunt on Ubuntu.docx
+++ b/DAY-9/Lab Exercise - Deploy EC2 in Dev and Prod Using Terragrunt on Ubuntu.docx
@@ -433,29 +433,6 @@
         </w:rPr>
         <w:t xml:space="preserve"> apt update</w:t>
       </w:r>
-      <w:r>
-        <w:rPr>
-          <w:rFonts w:ascii="Georgia Pro" w:eastAsia="Georgia Pro" w:hAnsi="Georgia Pro" w:cs="Georgia Pro"/>
-          <w:color w:val="000000" w:themeColor="text1"/>
-        </w:rPr>
-        <w:br/>
-      </w:r>
-      <w:proofErr w:type="spellStart"/>
-      <w:r>
-        <w:rPr>
-          <w:rFonts w:ascii="Georgia Pro" w:eastAsia="Georgia Pro" w:hAnsi="Georgia Pro" w:cs="Georgia Pro"/>
-          <w:color w:val="000000" w:themeColor="text1"/>
-        </w:rPr>
-        <w:t>sudo</w:t>
-      </w:r>
-      <w:proofErr w:type="spellEnd"/>
-      <w:r>
-        <w:rPr>
-          <w:rFonts w:ascii="Georgia Pro" w:eastAsia="Georgia Pro" w:hAnsi="Georgia Pro" w:cs="Georgia Pro"/>
-          <w:color w:val="000000" w:themeColor="text1"/>
-        </w:rPr>
-        <w:t xml:space="preserve"> apt upgrade -y</w:t>
-      </w:r>
     </w:p>
     <w:p>
       <w:pPr>
@@ -938,7 +915,16 @@
           <w:sz w:val="20"/>
           <w:szCs w:val="20"/>
         </w:rPr>
-        <w:t xml:space="preserve"> https://github.com/gruntwork-io/terragrunt/releases/latest/download/terragrunt_linux_amd64</w:t>
+        <w:t xml:space="preserve"> https://github.com/gruntwork-io/terragrunt/releases/latest/download/terragrunt_linux_arm64</w:t>
+      </w:r>
+      <w:r>
+        <w:rPr>
+          <w:rFonts w:ascii="Georgia Pro" w:eastAsia="Georgia Pro" w:hAnsi="Georgia Pro" w:cs="Georgia Pro"/>
+          <w:color w:val="000000" w:themeColor="text1"/>
+          <w:sz w:val="20"/>
+          <w:szCs w:val="20"/>
+        </w:rPr>
+        <w:t xml:space="preserve"> </w:t>
       </w:r>
     </w:p>
     <w:p>
@@ -986,7 +972,14 @@
           <w:rFonts w:ascii="Georgia Pro" w:eastAsia="Georgia Pro" w:hAnsi="Georgia Pro" w:cs="Georgia Pro"/>
           <w:color w:val="000000" w:themeColor="text1"/>
         </w:rPr>
-        <w:t xml:space="preserve"> +x terragrunt_linux_amd64</w:t>
+        <w:t xml:space="preserve"> +x terragrunt_linux_arm64</w:t>
+      </w:r>
+      <w:r>
+        <w:rPr>
+          <w:rFonts w:ascii="Georgia Pro" w:eastAsia="Georgia Pro" w:hAnsi="Georgia Pro" w:cs="Georgia Pro"/>
+          <w:color w:val="000000" w:themeColor="text1"/>
+        </w:rPr>
+        <w:t xml:space="preserve"> </w:t>
       </w:r>
     </w:p>
     <w:p>
@@ -1034,7 +1027,21 @@
           <w:rFonts w:ascii="Georgia Pro" w:eastAsia="Georgia Pro" w:hAnsi="Georgia Pro" w:cs="Georgia Pro"/>
           <w:color w:val="000000" w:themeColor="text1"/>
         </w:rPr>
-        <w:t xml:space="preserve"> mv terragrunt_linux_amd64 /</w:t>
+        <w:t xml:space="preserve"> mv </w:t>
+      </w:r>
+      <w:r>
+        <w:rPr>
+          <w:rFonts w:ascii="Georgia Pro" w:eastAsia="Georgia Pro" w:hAnsi="Georgia Pro" w:cs="Georgia Pro"/>
+          <w:color w:val="000000" w:themeColor="text1"/>
+        </w:rPr>
+        <w:t xml:space="preserve">terragrunt_linux_arm64 </w:t>
+      </w:r>
+      <w:r>
+        <w:rPr>
+          <w:rFonts w:ascii="Georgia Pro" w:eastAsia="Georgia Pro" w:hAnsi="Georgia Pro" w:cs="Georgia Pro"/>
+          <w:color w:val="000000" w:themeColor="text1"/>
+        </w:rPr>
+        <w:t>/</w:t>
       </w:r>
       <w:proofErr w:type="spellStart"/>
       <w:r>
@@ -2801,7 +2808,14 @@
           <w:rFonts w:ascii="Georgia Pro" w:eastAsia="Georgia Pro" w:hAnsi="Georgia Pro" w:cs="Georgia Pro"/>
           <w:color w:val="000000" w:themeColor="text1"/>
         </w:rPr>
-        <w:t>2.micro</w:t>
+        <w:t>3</w:t>
+      </w:r>
+      <w:r>
+        <w:rPr>
+          <w:rFonts w:ascii="Georgia Pro" w:eastAsia="Georgia Pro" w:hAnsi="Georgia Pro" w:cs="Georgia Pro"/>
+          <w:color w:val="000000" w:themeColor="text1"/>
+        </w:rPr>
+        <w:t>.micro</w:t>
       </w:r>
       <w:proofErr w:type="gramEnd"/>
       <w:r>
@@ -3269,112 +3283,6 @@
     </w:p>
     <w:p>
       <w:pPr>
-        <w:spacing w:line="480" w:lineRule="auto"/>
-        <w:rPr>
-          <w:rFonts w:ascii="Georgia Pro" w:eastAsia="Georgia Pro" w:hAnsi="Georgia Pro" w:cs="Georgia Pro"/>
-          <w:color w:val="000000" w:themeColor="text1"/>
-        </w:rPr>
-      </w:pPr>
-      <w:r>
-        <w:rPr>
-          <w:rFonts w:ascii="Georgia Pro" w:eastAsia="Georgia Pro" w:hAnsi="Georgia Pro" w:cs="Georgia Pro"/>
-          <w:color w:val="000000" w:themeColor="text1"/>
-        </w:rPr>
-        <w:t>yes</w:t>
-      </w:r>
-    </w:p>
-    <w:p>
-      <w:pPr>
-        <w:spacing w:line="480" w:lineRule="auto"/>
-        <w:rPr>
-          <w:rFonts w:ascii="Georgia Pro" w:eastAsia="Georgia Pro" w:hAnsi="Georgia Pro" w:cs="Georgia Pro"/>
-          <w:color w:val="000000" w:themeColor="text1"/>
-        </w:rPr>
-      </w:pPr>
-      <w:r>
-        <w:rPr>
-          <w:rFonts w:ascii="Georgia Pro" w:eastAsia="Georgia Pro" w:hAnsi="Georgia Pro" w:cs="Georgia Pro"/>
-          <w:color w:val="000000" w:themeColor="text1"/>
-        </w:rPr>
-        <w:t xml:space="preserve">Result: </w:t>
-      </w:r>
-      <w:r>
-        <w:rPr>
-          <w:rFonts w:ascii="Georgia Pro" w:eastAsia="Georgia Pro" w:hAnsi="Georgia Pro" w:cs="Georgia Pro"/>
-          <w:b/>
-          <w:bCs/>
-          <w:color w:val="000000" w:themeColor="text1"/>
-        </w:rPr>
-        <w:t>Dev EC2 instance created</w:t>
-      </w:r>
-    </w:p>
-    <w:p>
-      <w:pPr>
-        <w:spacing w:line="480" w:lineRule="auto"/>
-        <w:rPr>
-          <w:rFonts w:ascii="Georgia Pro" w:eastAsia="Georgia Pro" w:hAnsi="Georgia Pro" w:cs="Georgia Pro"/>
-          <w:color w:val="000000" w:themeColor="text1"/>
-        </w:rPr>
-      </w:pPr>
-      <w:r>
-        <w:rPr>
-          <w:rFonts w:ascii="Georgia Pro" w:eastAsia="Georgia Pro" w:hAnsi="Georgia Pro" w:cs="Georgia Pro"/>
-          <w:color w:val="000000" w:themeColor="text1"/>
-        </w:rPr>
-        <w:pict w14:anchorId="60F9E1D3">
-          <v:rect id="_x0000_i1150" style="width:0;height:1.5pt" o:hrstd="t" o:hr="t" fillcolor="#a0a0a0" stroked="f"/>
-        </w:pict>
-      </w:r>
-    </w:p>
-    <w:p>
-      <w:pPr>
-        <w:spacing w:line="480" w:lineRule="auto"/>
-        <w:rPr>
-          <w:rFonts w:ascii="Georgia Pro" w:eastAsia="Georgia Pro" w:hAnsi="Georgia Pro" w:cs="Georgia Pro"/>
-          <w:b/>
-          <w:bCs/>
-          <w:color w:val="000000" w:themeColor="text1"/>
-        </w:rPr>
-      </w:pPr>
-    </w:p>
-    <w:p>
-      <w:pPr>
-        <w:spacing w:line="480" w:lineRule="auto"/>
-        <w:rPr>
-          <w:rFonts w:ascii="Georgia Pro" w:eastAsia="Georgia Pro" w:hAnsi="Georgia Pro" w:cs="Georgia Pro"/>
-          <w:b/>
-          <w:bCs/>
-          <w:color w:val="000000" w:themeColor="text1"/>
-        </w:rPr>
-      </w:pPr>
-      <w:r>
-        <w:rPr>
-          <w:rFonts w:ascii="Georgia Pro" w:eastAsia="Georgia Pro" w:hAnsi="Georgia Pro" w:cs="Georgia Pro"/>
-          <w:b/>
-          <w:bCs/>
-          <w:color w:val="000000" w:themeColor="text1"/>
-        </w:rPr>
-        <w:t>Step 11: Deploy PROD Environment (Individual)</w:t>
-      </w:r>
-    </w:p>
-    <w:p>
-      <w:pPr>
-        <w:spacing w:line="480" w:lineRule="auto"/>
-        <w:rPr>
-          <w:rFonts w:ascii="Georgia Pro" w:eastAsia="Georgia Pro" w:hAnsi="Georgia Pro" w:cs="Georgia Pro"/>
-          <w:color w:val="000000" w:themeColor="text1"/>
-        </w:rPr>
-      </w:pPr>
-      <w:r>
-        <w:rPr>
-          <w:rFonts w:ascii="Georgia Pro" w:eastAsia="Georgia Pro" w:hAnsi="Georgia Pro" w:cs="Georgia Pro"/>
-          <w:color w:val="000000" w:themeColor="text1"/>
-        </w:rPr>
-        <w:t>Navigate to prod folder.</w:t>
-      </w:r>
-    </w:p>
-    <w:p>
-      <w:pPr>
         <w:pBdr>
           <w:top w:val="single" w:sz="4" w:space="1" w:color="auto"/>
           <w:left w:val="single" w:sz="4" w:space="4" w:color="auto"/>
@@ -3393,39 +3301,97 @@
           <w:rFonts w:ascii="Georgia Pro" w:eastAsia="Georgia Pro" w:hAnsi="Georgia Pro" w:cs="Georgia Pro"/>
           <w:color w:val="000000" w:themeColor="text1"/>
         </w:rPr>
-        <w:t>cd</w:t>
-      </w:r>
-      <w:proofErr w:type="gramStart"/>
-      <w:r>
-        <w:rPr>
-          <w:rFonts w:ascii="Georgia Pro" w:eastAsia="Georgia Pro" w:hAnsi="Georgia Pro" w:cs="Georgia Pro"/>
-          <w:color w:val="000000" w:themeColor="text1"/>
-        </w:rPr>
-        <w:t xml:space="preserve"> ../..</w:t>
-      </w:r>
-      <w:proofErr w:type="gramEnd"/>
-      <w:r>
-        <w:rPr>
-          <w:rFonts w:ascii="Georgia Pro" w:eastAsia="Georgia Pro" w:hAnsi="Georgia Pro" w:cs="Georgia Pro"/>
-          <w:color w:val="000000" w:themeColor="text1"/>
-        </w:rPr>
-        <w:t>/prod/ec2</w:t>
-      </w:r>
-    </w:p>
-    <w:p>
-      <w:pPr>
-        <w:spacing w:line="480" w:lineRule="auto"/>
-        <w:rPr>
-          <w:rFonts w:ascii="Georgia Pro" w:eastAsia="Georgia Pro" w:hAnsi="Georgia Pro" w:cs="Georgia Pro"/>
-          <w:color w:val="000000" w:themeColor="text1"/>
-        </w:rPr>
-      </w:pPr>
-      <w:r>
-        <w:rPr>
-          <w:rFonts w:ascii="Georgia Pro" w:eastAsia="Georgia Pro" w:hAnsi="Georgia Pro" w:cs="Georgia Pro"/>
-          <w:color w:val="000000" w:themeColor="text1"/>
-        </w:rPr>
-        <w:t>Initialize:</w:t>
+        <w:t>yes</w:t>
+      </w:r>
+    </w:p>
+    <w:p>
+      <w:pPr>
+        <w:spacing w:line="480" w:lineRule="auto"/>
+        <w:rPr>
+          <w:rFonts w:ascii="Georgia Pro" w:eastAsia="Georgia Pro" w:hAnsi="Georgia Pro" w:cs="Georgia Pro"/>
+          <w:color w:val="000000" w:themeColor="text1"/>
+        </w:rPr>
+      </w:pPr>
+      <w:r>
+        <w:rPr>
+          <w:rFonts w:ascii="Georgia Pro" w:eastAsia="Georgia Pro" w:hAnsi="Georgia Pro" w:cs="Georgia Pro"/>
+          <w:color w:val="000000" w:themeColor="text1"/>
+        </w:rPr>
+        <w:t xml:space="preserve">Result: </w:t>
+      </w:r>
+      <w:r>
+        <w:rPr>
+          <w:rFonts w:ascii="Georgia Pro" w:eastAsia="Georgia Pro" w:hAnsi="Georgia Pro" w:cs="Georgia Pro"/>
+          <w:b/>
+          <w:bCs/>
+          <w:color w:val="000000" w:themeColor="text1"/>
+        </w:rPr>
+        <w:t>Dev EC2 instance created</w:t>
+      </w:r>
+    </w:p>
+    <w:p>
+      <w:pPr>
+        <w:spacing w:line="480" w:lineRule="auto"/>
+        <w:rPr>
+          <w:rFonts w:ascii="Georgia Pro" w:eastAsia="Georgia Pro" w:hAnsi="Georgia Pro" w:cs="Georgia Pro"/>
+          <w:color w:val="000000" w:themeColor="text1"/>
+        </w:rPr>
+      </w:pPr>
+      <w:r>
+        <w:rPr>
+          <w:rFonts w:ascii="Georgia Pro" w:eastAsia="Georgia Pro" w:hAnsi="Georgia Pro" w:cs="Georgia Pro"/>
+          <w:color w:val="000000" w:themeColor="text1"/>
+        </w:rPr>
+        <w:pict w14:anchorId="60F9E1D3">
+          <v:rect id="_x0000_i1150" style="width:0;height:1.5pt" o:hrstd="t" o:hr="t" fillcolor="#a0a0a0" stroked="f"/>
+        </w:pict>
+      </w:r>
+    </w:p>
+    <w:p>
+      <w:pPr>
+        <w:spacing w:line="480" w:lineRule="auto"/>
+        <w:rPr>
+          <w:rFonts w:ascii="Georgia Pro" w:eastAsia="Georgia Pro" w:hAnsi="Georgia Pro" w:cs="Georgia Pro"/>
+          <w:b/>
+          <w:bCs/>
+          <w:color w:val="000000" w:themeColor="text1"/>
+        </w:rPr>
+      </w:pPr>
+    </w:p>
+    <w:p>
+      <w:pPr>
+        <w:spacing w:line="480" w:lineRule="auto"/>
+        <w:rPr>
+          <w:rFonts w:ascii="Georgia Pro" w:eastAsia="Georgia Pro" w:hAnsi="Georgia Pro" w:cs="Georgia Pro"/>
+          <w:b/>
+          <w:bCs/>
+          <w:color w:val="000000" w:themeColor="text1"/>
+        </w:rPr>
+      </w:pPr>
+      <w:r>
+        <w:rPr>
+          <w:rFonts w:ascii="Georgia Pro" w:eastAsia="Georgia Pro" w:hAnsi="Georgia Pro" w:cs="Georgia Pro"/>
+          <w:b/>
+          <w:bCs/>
+          <w:color w:val="000000" w:themeColor="text1"/>
+        </w:rPr>
+        <w:t>Step 11: Deploy PROD Environment (Individual)</w:t>
+      </w:r>
+    </w:p>
+    <w:p>
+      <w:pPr>
+        <w:spacing w:line="480" w:lineRule="auto"/>
+        <w:rPr>
+          <w:rFonts w:ascii="Georgia Pro" w:eastAsia="Georgia Pro" w:hAnsi="Georgia Pro" w:cs="Georgia Pro"/>
+          <w:color w:val="000000" w:themeColor="text1"/>
+        </w:rPr>
+      </w:pPr>
+      <w:r>
+        <w:rPr>
+          <w:rFonts w:ascii="Georgia Pro" w:eastAsia="Georgia Pro" w:hAnsi="Georgia Pro" w:cs="Georgia Pro"/>
+          <w:color w:val="000000" w:themeColor="text1"/>
+        </w:rPr>
+        <w:t>Navigate to prod folder.</w:t>
       </w:r>
     </w:p>
     <w:p>
@@ -3443,46 +3409,44 @@
           <w:color w:val="000000" w:themeColor="text1"/>
         </w:rPr>
       </w:pPr>
-      <w:proofErr w:type="spellStart"/>
-      <w:r>
-        <w:rPr>
-          <w:rFonts w:ascii="Georgia Pro" w:eastAsia="Georgia Pro" w:hAnsi="Georgia Pro" w:cs="Georgia Pro"/>
-          <w:color w:val="000000" w:themeColor="text1"/>
-        </w:rPr>
-        <w:t>terragrunt</w:t>
-      </w:r>
-      <w:proofErr w:type="spellEnd"/>
-      <w:r>
-        <w:rPr>
-          <w:rFonts w:ascii="Georgia Pro" w:eastAsia="Georgia Pro" w:hAnsi="Georgia Pro" w:cs="Georgia Pro"/>
-          <w:color w:val="000000" w:themeColor="text1"/>
-        </w:rPr>
-        <w:t xml:space="preserve"> </w:t>
-      </w:r>
-      <w:proofErr w:type="spellStart"/>
-      <w:r>
-        <w:rPr>
-          <w:rFonts w:ascii="Georgia Pro" w:eastAsia="Georgia Pro" w:hAnsi="Georgia Pro" w:cs="Georgia Pro"/>
-          <w:color w:val="000000" w:themeColor="text1"/>
-        </w:rPr>
-        <w:t>init</w:t>
-      </w:r>
-      <w:proofErr w:type="spellEnd"/>
-    </w:p>
-    <w:p>
-      <w:pPr>
-        <w:spacing w:line="480" w:lineRule="auto"/>
-        <w:rPr>
-          <w:rFonts w:ascii="Georgia Pro" w:eastAsia="Georgia Pro" w:hAnsi="Georgia Pro" w:cs="Georgia Pro"/>
-          <w:color w:val="000000" w:themeColor="text1"/>
-        </w:rPr>
-      </w:pPr>
-      <w:r>
-        <w:rPr>
-          <w:rFonts w:ascii="Georgia Pro" w:eastAsia="Georgia Pro" w:hAnsi="Georgia Pro" w:cs="Georgia Pro"/>
-          <w:color w:val="000000" w:themeColor="text1"/>
-        </w:rPr>
-        <w:t>Deploy.</w:t>
+      <w:r>
+        <w:rPr>
+          <w:rFonts w:ascii="Georgia Pro" w:eastAsia="Georgia Pro" w:hAnsi="Georgia Pro" w:cs="Georgia Pro"/>
+          <w:color w:val="000000" w:themeColor="text1"/>
+        </w:rPr>
+        <w:t>cd</w:t>
+      </w:r>
+      <w:proofErr w:type="gramStart"/>
+      <w:r>
+        <w:rPr>
+          <w:rFonts w:ascii="Georgia Pro" w:eastAsia="Georgia Pro" w:hAnsi="Georgia Pro" w:cs="Georgia Pro"/>
+          <w:color w:val="000000" w:themeColor="text1"/>
+        </w:rPr>
+        <w:t xml:space="preserve"> ../..</w:t>
+      </w:r>
+      <w:proofErr w:type="gramEnd"/>
+      <w:r>
+        <w:rPr>
+          <w:rFonts w:ascii="Georgia Pro" w:eastAsia="Georgia Pro" w:hAnsi="Georgia Pro" w:cs="Georgia Pro"/>
+          <w:color w:val="000000" w:themeColor="text1"/>
+        </w:rPr>
+        <w:t>/prod/ec2</w:t>
+      </w:r>
+    </w:p>
+    <w:p>
+      <w:pPr>
+        <w:spacing w:line="480" w:lineRule="auto"/>
+        <w:rPr>
+          <w:rFonts w:ascii="Georgia Pro" w:eastAsia="Georgia Pro" w:hAnsi="Georgia Pro" w:cs="Georgia Pro"/>
+          <w:color w:val="000000" w:themeColor="text1"/>
+        </w:rPr>
+      </w:pPr>
+      <w:r>
+        <w:rPr>
+          <w:rFonts w:ascii="Georgia Pro" w:eastAsia="Georgia Pro" w:hAnsi="Georgia Pro" w:cs="Georgia Pro"/>
+          <w:color w:val="000000" w:themeColor="text1"/>
+        </w:rPr>
+        <w:t>Initialize:</w:t>
       </w:r>
     </w:p>
     <w:p>
@@ -3514,135 +3478,32 @@
           <w:rFonts w:ascii="Georgia Pro" w:eastAsia="Georgia Pro" w:hAnsi="Georgia Pro" w:cs="Georgia Pro"/>
           <w:color w:val="000000" w:themeColor="text1"/>
         </w:rPr>
-        <w:t xml:space="preserve"> apply</w:t>
-      </w:r>
-    </w:p>
-    <w:p>
-      <w:pPr>
-        <w:spacing w:line="480" w:lineRule="auto"/>
-        <w:rPr>
-          <w:rFonts w:ascii="Georgia Pro" w:eastAsia="Georgia Pro" w:hAnsi="Georgia Pro" w:cs="Georgia Pro"/>
-          <w:color w:val="000000" w:themeColor="text1"/>
-        </w:rPr>
-      </w:pPr>
-      <w:r>
-        <w:rPr>
-          <w:rFonts w:ascii="Georgia Pro" w:eastAsia="Georgia Pro" w:hAnsi="Georgia Pro" w:cs="Georgia Pro"/>
-          <w:color w:val="000000" w:themeColor="text1"/>
-        </w:rPr>
-        <w:lastRenderedPageBreak/>
-        <w:t>Type:</w:t>
-      </w:r>
-    </w:p>
-    <w:p>
-      <w:pPr>
-        <w:spacing w:line="480" w:lineRule="auto"/>
-        <w:rPr>
-          <w:rFonts w:ascii="Georgia Pro" w:eastAsia="Georgia Pro" w:hAnsi="Georgia Pro" w:cs="Georgia Pro"/>
-          <w:color w:val="000000" w:themeColor="text1"/>
-        </w:rPr>
-      </w:pPr>
-      <w:r>
-        <w:rPr>
-          <w:rFonts w:ascii="Georgia Pro" w:eastAsia="Georgia Pro" w:hAnsi="Georgia Pro" w:cs="Georgia Pro"/>
-          <w:color w:val="000000" w:themeColor="text1"/>
-        </w:rPr>
-        <w:t>yes</w:t>
-      </w:r>
-    </w:p>
-    <w:p>
-      <w:pPr>
-        <w:spacing w:line="480" w:lineRule="auto"/>
-        <w:rPr>
-          <w:rFonts w:ascii="Georgia Pro" w:eastAsia="Georgia Pro" w:hAnsi="Georgia Pro" w:cs="Georgia Pro"/>
-          <w:color w:val="000000" w:themeColor="text1"/>
-        </w:rPr>
-      </w:pPr>
-      <w:r>
-        <w:rPr>
-          <w:rFonts w:ascii="Georgia Pro" w:eastAsia="Georgia Pro" w:hAnsi="Georgia Pro" w:cs="Georgia Pro"/>
-          <w:color w:val="000000" w:themeColor="text1"/>
-        </w:rPr>
-        <w:t xml:space="preserve">Result: </w:t>
-      </w:r>
-      <w:r>
-        <w:rPr>
-          <w:rFonts w:ascii="Georgia Pro" w:eastAsia="Georgia Pro" w:hAnsi="Georgia Pro" w:cs="Georgia Pro"/>
-          <w:b/>
-          <w:bCs/>
-          <w:color w:val="000000" w:themeColor="text1"/>
-        </w:rPr>
-        <w:t>Prod EC2 instance created</w:t>
-      </w:r>
-    </w:p>
-    <w:p>
-      <w:pPr>
-        <w:spacing w:line="480" w:lineRule="auto"/>
-        <w:rPr>
-          <w:rFonts w:ascii="Georgia Pro" w:eastAsia="Georgia Pro" w:hAnsi="Georgia Pro" w:cs="Georgia Pro"/>
-          <w:color w:val="000000" w:themeColor="text1"/>
-        </w:rPr>
-      </w:pPr>
-      <w:r>
-        <w:rPr>
-          <w:rFonts w:ascii="Georgia Pro" w:eastAsia="Georgia Pro" w:hAnsi="Georgia Pro" w:cs="Georgia Pro"/>
-          <w:color w:val="000000" w:themeColor="text1"/>
-        </w:rPr>
-        <w:pict w14:anchorId="6D5957E2">
-          <v:rect id="_x0000_i1151" style="width:0;height:1.5pt" o:hrstd="t" o:hr="t" fillcolor="#a0a0a0" stroked="f"/>
-        </w:pict>
-      </w:r>
-    </w:p>
-    <w:p>
-      <w:pPr>
-        <w:spacing w:line="480" w:lineRule="auto"/>
-        <w:rPr>
-          <w:rFonts w:ascii="Georgia Pro" w:eastAsia="Georgia Pro" w:hAnsi="Georgia Pro" w:cs="Georgia Pro"/>
-          <w:b/>
-          <w:bCs/>
-          <w:color w:val="000000" w:themeColor="text1"/>
-        </w:rPr>
-      </w:pPr>
-      <w:r>
-        <w:rPr>
-          <w:rFonts w:ascii="Georgia Pro" w:eastAsia="Georgia Pro" w:hAnsi="Georgia Pro" w:cs="Georgia Pro"/>
-          <w:b/>
-          <w:bCs/>
-          <w:color w:val="000000" w:themeColor="text1"/>
-        </w:rPr>
-        <w:t>Step 12: Deploy Both Environments Together</w:t>
-      </w:r>
-    </w:p>
-    <w:p>
-      <w:pPr>
-        <w:spacing w:line="480" w:lineRule="auto"/>
-        <w:rPr>
-          <w:rFonts w:ascii="Georgia Pro" w:eastAsia="Georgia Pro" w:hAnsi="Georgia Pro" w:cs="Georgia Pro"/>
-          <w:color w:val="000000" w:themeColor="text1"/>
-        </w:rPr>
-      </w:pPr>
-      <w:r>
-        <w:rPr>
-          <w:rFonts w:ascii="Georgia Pro" w:eastAsia="Georgia Pro" w:hAnsi="Georgia Pro" w:cs="Georgia Pro"/>
-          <w:color w:val="000000" w:themeColor="text1"/>
-        </w:rPr>
-        <w:t xml:space="preserve">Navigate to </w:t>
-      </w:r>
-      <w:r>
-        <w:rPr>
-          <w:rFonts w:ascii="Georgia Pro" w:eastAsia="Georgia Pro" w:hAnsi="Georgia Pro" w:cs="Georgia Pro"/>
-          <w:b/>
-          <w:bCs/>
-          <w:color w:val="000000" w:themeColor="text1"/>
-        </w:rPr>
-        <w:t>live directory</w:t>
-      </w:r>
-      <w:r>
-        <w:rPr>
-          <w:rFonts w:ascii="Georgia Pro" w:eastAsia="Georgia Pro" w:hAnsi="Georgia Pro" w:cs="Georgia Pro"/>
-          <w:color w:val="000000" w:themeColor="text1"/>
-        </w:rPr>
-        <w:t>.</w:t>
+        <w:t xml:space="preserve"> </w:t>
+      </w:r>
+      <w:proofErr w:type="spellStart"/>
+      <w:r>
+        <w:rPr>
+          <w:rFonts w:ascii="Georgia Pro" w:eastAsia="Georgia Pro" w:hAnsi="Georgia Pro" w:cs="Georgia Pro"/>
+          <w:color w:val="000000" w:themeColor="text1"/>
+        </w:rPr>
+        <w:t>init</w:t>
+      </w:r>
+      <w:proofErr w:type="spellEnd"/>
+    </w:p>
+    <w:p>
+      <w:pPr>
+        <w:spacing w:line="480" w:lineRule="auto"/>
+        <w:rPr>
+          <w:rFonts w:ascii="Georgia Pro" w:eastAsia="Georgia Pro" w:hAnsi="Georgia Pro" w:cs="Georgia Pro"/>
+          <w:color w:val="000000" w:themeColor="text1"/>
+        </w:rPr>
+      </w:pPr>
+      <w:r>
+        <w:rPr>
+          <w:rFonts w:ascii="Georgia Pro" w:eastAsia="Georgia Pro" w:hAnsi="Georgia Pro" w:cs="Georgia Pro"/>
+          <w:color w:val="000000" w:themeColor="text1"/>
+        </w:rPr>
+        <w:t>Deploy.</w:t>
       </w:r>
     </w:p>
     <w:p>
@@ -3660,44 +3521,149 @@
           <w:color w:val="000000" w:themeColor="text1"/>
         </w:rPr>
       </w:pPr>
-      <w:r>
-        <w:rPr>
-          <w:rFonts w:ascii="Georgia Pro" w:eastAsia="Georgia Pro" w:hAnsi="Georgia Pro" w:cs="Georgia Pro"/>
-          <w:color w:val="000000" w:themeColor="text1"/>
-        </w:rPr>
-        <w:t>cd</w:t>
-      </w:r>
-      <w:proofErr w:type="gramStart"/>
-      <w:r>
-        <w:rPr>
-          <w:rFonts w:ascii="Georgia Pro" w:eastAsia="Georgia Pro" w:hAnsi="Georgia Pro" w:cs="Georgia Pro"/>
-          <w:color w:val="000000" w:themeColor="text1"/>
-        </w:rPr>
-        <w:t xml:space="preserve"> ../..</w:t>
-      </w:r>
-      <w:proofErr w:type="gramEnd"/>
-      <w:r>
-        <w:rPr>
-          <w:rFonts w:ascii="Georgia Pro" w:eastAsia="Georgia Pro" w:hAnsi="Georgia Pro" w:cs="Georgia Pro"/>
-          <w:color w:val="000000" w:themeColor="text1"/>
-        </w:rPr>
-        <w:t>/</w:t>
-      </w:r>
-    </w:p>
-    <w:p>
-      <w:pPr>
-        <w:spacing w:line="480" w:lineRule="auto"/>
-        <w:rPr>
-          <w:rFonts w:ascii="Georgia Pro" w:eastAsia="Georgia Pro" w:hAnsi="Georgia Pro" w:cs="Georgia Pro"/>
-          <w:color w:val="000000" w:themeColor="text1"/>
-        </w:rPr>
-      </w:pPr>
-      <w:r>
-        <w:rPr>
-          <w:rFonts w:ascii="Georgia Pro" w:eastAsia="Georgia Pro" w:hAnsi="Georgia Pro" w:cs="Georgia Pro"/>
-          <w:color w:val="000000" w:themeColor="text1"/>
-        </w:rPr>
-        <w:t>Initialize all modules.</w:t>
+      <w:proofErr w:type="spellStart"/>
+      <w:r>
+        <w:rPr>
+          <w:rFonts w:ascii="Georgia Pro" w:eastAsia="Georgia Pro" w:hAnsi="Georgia Pro" w:cs="Georgia Pro"/>
+          <w:color w:val="000000" w:themeColor="text1"/>
+        </w:rPr>
+        <w:t>terragrunt</w:t>
+      </w:r>
+      <w:proofErr w:type="spellEnd"/>
+      <w:r>
+        <w:rPr>
+          <w:rFonts w:ascii="Georgia Pro" w:eastAsia="Georgia Pro" w:hAnsi="Georgia Pro" w:cs="Georgia Pro"/>
+          <w:color w:val="000000" w:themeColor="text1"/>
+        </w:rPr>
+        <w:t xml:space="preserve"> apply</w:t>
+      </w:r>
+    </w:p>
+    <w:p>
+      <w:pPr>
+        <w:spacing w:line="480" w:lineRule="auto"/>
+        <w:rPr>
+          <w:rFonts w:ascii="Georgia Pro" w:eastAsia="Georgia Pro" w:hAnsi="Georgia Pro" w:cs="Georgia Pro"/>
+          <w:color w:val="000000" w:themeColor="text1"/>
+        </w:rPr>
+      </w:pPr>
+      <w:r>
+        <w:rPr>
+          <w:rFonts w:ascii="Georgia Pro" w:eastAsia="Georgia Pro" w:hAnsi="Georgia Pro" w:cs="Georgia Pro"/>
+          <w:color w:val="000000" w:themeColor="text1"/>
+        </w:rPr>
+        <w:lastRenderedPageBreak/>
+        <w:t>Type:</w:t>
+      </w:r>
+    </w:p>
+    <w:p>
+      <w:pPr>
+        <w:spacing w:line="480" w:lineRule="auto"/>
+        <w:rPr>
+          <w:rFonts w:ascii="Georgia Pro" w:eastAsia="Georgia Pro" w:hAnsi="Georgia Pro" w:cs="Georgia Pro"/>
+          <w:color w:val="000000" w:themeColor="text1"/>
+        </w:rPr>
+      </w:pPr>
+      <w:r>
+        <w:rPr>
+          <w:rFonts w:ascii="Georgia Pro" w:eastAsia="Georgia Pro" w:hAnsi="Georgia Pro" w:cs="Georgia Pro"/>
+          <w:color w:val="000000" w:themeColor="text1"/>
+        </w:rPr>
+        <w:t>yes</w:t>
+      </w:r>
+    </w:p>
+    <w:p>
+      <w:pPr>
+        <w:spacing w:line="480" w:lineRule="auto"/>
+        <w:rPr>
+          <w:rFonts w:ascii="Georgia Pro" w:eastAsia="Georgia Pro" w:hAnsi="Georgia Pro" w:cs="Georgia Pro"/>
+          <w:color w:val="000000" w:themeColor="text1"/>
+        </w:rPr>
+      </w:pPr>
+      <w:r>
+        <w:rPr>
+          <w:rFonts w:ascii="Georgia Pro" w:eastAsia="Georgia Pro" w:hAnsi="Georgia Pro" w:cs="Georgia Pro"/>
+          <w:color w:val="000000" w:themeColor="text1"/>
+        </w:rPr>
+        <w:t xml:space="preserve">Result: </w:t>
+      </w:r>
+      <w:r>
+        <w:rPr>
+          <w:rFonts w:ascii="Georgia Pro" w:eastAsia="Georgia Pro" w:hAnsi="Georgia Pro" w:cs="Georgia Pro"/>
+          <w:b/>
+          <w:bCs/>
+          <w:color w:val="000000" w:themeColor="text1"/>
+        </w:rPr>
+        <w:t>Prod EC2 instance created</w:t>
+      </w:r>
+    </w:p>
+    <w:p>
+      <w:pPr>
+        <w:spacing w:line="480" w:lineRule="auto"/>
+        <w:rPr>
+          <w:rFonts w:ascii="Georgia Pro" w:eastAsia="Georgia Pro" w:hAnsi="Georgia Pro" w:cs="Georgia Pro"/>
+          <w:color w:val="000000" w:themeColor="text1"/>
+        </w:rPr>
+      </w:pPr>
+      <w:r>
+        <w:rPr>
+          <w:rFonts w:ascii="Georgia Pro" w:eastAsia="Georgia Pro" w:hAnsi="Georgia Pro" w:cs="Georgia Pro"/>
+          <w:color w:val="000000" w:themeColor="text1"/>
+        </w:rPr>
+        <w:pict w14:anchorId="6D5957E2">
+          <v:rect id="_x0000_i1151" style="width:0;height:1.5pt" o:hrstd="t" o:hr="t" fillcolor="#a0a0a0" stroked="f"/>
+        </w:pict>
+      </w:r>
+    </w:p>
+    <w:p>
+      <w:pPr>
+        <w:spacing w:line="480" w:lineRule="auto"/>
+        <w:rPr>
+          <w:rFonts w:ascii="Georgia Pro" w:eastAsia="Georgia Pro" w:hAnsi="Georgia Pro" w:cs="Georgia Pro"/>
+          <w:b/>
+          <w:bCs/>
+          <w:color w:val="000000" w:themeColor="text1"/>
+        </w:rPr>
+      </w:pPr>
+      <w:r>
+        <w:rPr>
+          <w:rFonts w:ascii="Georgia Pro" w:eastAsia="Georgia Pro" w:hAnsi="Georgia Pro" w:cs="Georgia Pro"/>
+          <w:b/>
+          <w:bCs/>
+          <w:color w:val="000000" w:themeColor="text1"/>
+        </w:rPr>
+        <w:t>Step 12: Deploy Both Environments Together</w:t>
+      </w:r>
+    </w:p>
+    <w:p>
+      <w:pPr>
+        <w:spacing w:line="480" w:lineRule="auto"/>
+        <w:rPr>
+          <w:rFonts w:ascii="Georgia Pro" w:eastAsia="Georgia Pro" w:hAnsi="Georgia Pro" w:cs="Georgia Pro"/>
+          <w:color w:val="000000" w:themeColor="text1"/>
+        </w:rPr>
+      </w:pPr>
+      <w:r>
+        <w:rPr>
+          <w:rFonts w:ascii="Georgia Pro" w:eastAsia="Georgia Pro" w:hAnsi="Georgia Pro" w:cs="Georgia Pro"/>
+          <w:color w:val="000000" w:themeColor="text1"/>
+        </w:rPr>
+        <w:t xml:space="preserve">Navigate to </w:t>
+      </w:r>
+      <w:r>
+        <w:rPr>
+          <w:rFonts w:ascii="Georgia Pro" w:eastAsia="Georgia Pro" w:hAnsi="Georgia Pro" w:cs="Georgia Pro"/>
+          <w:b/>
+          <w:bCs/>
+          <w:color w:val="000000" w:themeColor="text1"/>
+        </w:rPr>
+        <w:t>live directory</w:t>
+      </w:r>
+      <w:r>
+        <w:rPr>
+          <w:rFonts w:ascii="Georgia Pro" w:eastAsia="Georgia Pro" w:hAnsi="Georgia Pro" w:cs="Georgia Pro"/>
+          <w:color w:val="000000" w:themeColor="text1"/>
+        </w:rPr>
+        <w:t>.</w:t>
       </w:r>
     </w:p>
     <w:p>
@@ -3712,57 +3678,47 @@
         <w:spacing w:line="480" w:lineRule="auto"/>
         <w:rPr>
           <w:rFonts w:ascii="Georgia Pro" w:eastAsia="Georgia Pro" w:hAnsi="Georgia Pro" w:cs="Georgia Pro"/>
-          <w:b/>
-          <w:bCs/>
-          <w:color w:val="000000" w:themeColor="text1"/>
-        </w:rPr>
-      </w:pPr>
-      <w:proofErr w:type="spellStart"/>
-      <w:r>
-        <w:rPr>
-          <w:rFonts w:ascii="Georgia Pro" w:eastAsia="Georgia Pro" w:hAnsi="Georgia Pro" w:cs="Georgia Pro"/>
-          <w:b/>
-          <w:bCs/>
-          <w:color w:val="000000" w:themeColor="text1"/>
-        </w:rPr>
-        <w:t>terragrunt</w:t>
-      </w:r>
-      <w:proofErr w:type="spellEnd"/>
-      <w:r>
-        <w:rPr>
-          <w:rFonts w:ascii="Georgia Pro" w:eastAsia="Georgia Pro" w:hAnsi="Georgia Pro" w:cs="Georgia Pro"/>
-          <w:b/>
-          <w:bCs/>
-          <w:color w:val="000000" w:themeColor="text1"/>
-        </w:rPr>
-        <w:t xml:space="preserve"> run-all </w:t>
-      </w:r>
-      <w:proofErr w:type="spellStart"/>
-      <w:r>
-        <w:rPr>
-          <w:rFonts w:ascii="Georgia Pro" w:eastAsia="Georgia Pro" w:hAnsi="Georgia Pro" w:cs="Georgia Pro"/>
-          <w:b/>
-          <w:bCs/>
-          <w:color w:val="000000" w:themeColor="text1"/>
-        </w:rPr>
-        <w:t>init</w:t>
-      </w:r>
-      <w:proofErr w:type="spellEnd"/>
-    </w:p>
-    <w:p>
-      <w:pPr>
-        <w:spacing w:line="480" w:lineRule="auto"/>
-        <w:rPr>
-          <w:rFonts w:ascii="Georgia Pro" w:eastAsia="Georgia Pro" w:hAnsi="Georgia Pro" w:cs="Georgia Pro"/>
-          <w:color w:val="000000" w:themeColor="text1"/>
-        </w:rPr>
-      </w:pPr>
-      <w:r>
-        <w:rPr>
-          <w:rFonts w:ascii="Georgia Pro" w:eastAsia="Georgia Pro" w:hAnsi="Georgia Pro" w:cs="Georgia Pro"/>
-          <w:color w:val="000000" w:themeColor="text1"/>
-        </w:rPr>
-        <w:t>Deploy everything.</w:t>
+          <w:color w:val="000000" w:themeColor="text1"/>
+        </w:rPr>
+      </w:pPr>
+      <w:r>
+        <w:rPr>
+          <w:rFonts w:ascii="Georgia Pro" w:eastAsia="Georgia Pro" w:hAnsi="Georgia Pro" w:cs="Georgia Pro"/>
+          <w:color w:val="000000" w:themeColor="text1"/>
+        </w:rPr>
+        <w:t>cd</w:t>
+      </w:r>
+      <w:proofErr w:type="gramStart"/>
+      <w:r>
+        <w:rPr>
+          <w:rFonts w:ascii="Georgia Pro" w:eastAsia="Georgia Pro" w:hAnsi="Georgia Pro" w:cs="Georgia Pro"/>
+          <w:color w:val="000000" w:themeColor="text1"/>
+        </w:rPr>
+        <w:t xml:space="preserve"> ../..</w:t>
+      </w:r>
+      <w:proofErr w:type="gramEnd"/>
+      <w:r>
+        <w:rPr>
+          <w:rFonts w:ascii="Georgia Pro" w:eastAsia="Georgia Pro" w:hAnsi="Georgia Pro" w:cs="Georgia Pro"/>
+          <w:color w:val="000000" w:themeColor="text1"/>
+        </w:rPr>
+        <w:t>/</w:t>
+      </w:r>
+    </w:p>
+    <w:p>
+      <w:pPr>
+        <w:spacing w:line="480" w:lineRule="auto"/>
+        <w:rPr>
+          <w:rFonts w:ascii="Georgia Pro" w:eastAsia="Georgia Pro" w:hAnsi="Georgia Pro" w:cs="Georgia Pro"/>
+          <w:color w:val="000000" w:themeColor="text1"/>
+        </w:rPr>
+      </w:pPr>
+      <w:r>
+        <w:rPr>
+          <w:rFonts w:ascii="Georgia Pro" w:eastAsia="Georgia Pro" w:hAnsi="Georgia Pro" w:cs="Georgia Pro"/>
+          <w:color w:val="000000" w:themeColor="text1"/>
+        </w:rPr>
+        <w:t>Initialize all modules.</w:t>
       </w:r>
     </w:p>
     <w:p>
@@ -3794,32 +3750,32 @@
           <w:rFonts w:ascii="Georgia Pro" w:eastAsia="Georgia Pro" w:hAnsi="Georgia Pro" w:cs="Georgia Pro"/>
           <w:color w:val="000000" w:themeColor="text1"/>
         </w:rPr>
-        <w:t xml:space="preserve"> run-all apply</w:t>
-      </w:r>
-    </w:p>
-    <w:p>
-      <w:pPr>
-        <w:spacing w:line="480" w:lineRule="auto"/>
-        <w:rPr>
-          <w:rFonts w:ascii="Georgia Pro" w:eastAsia="Georgia Pro" w:hAnsi="Georgia Pro" w:cs="Georgia Pro"/>
-          <w:color w:val="000000" w:themeColor="text1"/>
-        </w:rPr>
-      </w:pPr>
+        <w:t xml:space="preserve"> run --all </w:t>
+      </w:r>
       <w:proofErr w:type="spellStart"/>
       <w:r>
         <w:rPr>
           <w:rFonts w:ascii="Georgia Pro" w:eastAsia="Georgia Pro" w:hAnsi="Georgia Pro" w:cs="Georgia Pro"/>
           <w:color w:val="000000" w:themeColor="text1"/>
         </w:rPr>
-        <w:t>Terragrunt</w:t>
+        <w:t>init</w:t>
       </w:r>
       <w:proofErr w:type="spellEnd"/>
-      <w:r>
-        <w:rPr>
-          <w:rFonts w:ascii="Georgia Pro" w:eastAsia="Georgia Pro" w:hAnsi="Georgia Pro" w:cs="Georgia Pro"/>
-          <w:color w:val="000000" w:themeColor="text1"/>
-        </w:rPr>
-        <w:t xml:space="preserve"> will run Terraform for:</w:t>
+    </w:p>
+    <w:p>
+      <w:pPr>
+        <w:spacing w:line="480" w:lineRule="auto"/>
+        <w:rPr>
+          <w:rFonts w:ascii="Georgia Pro" w:eastAsia="Georgia Pro" w:hAnsi="Georgia Pro" w:cs="Georgia Pro"/>
+          <w:color w:val="000000" w:themeColor="text1"/>
+        </w:rPr>
+      </w:pPr>
+      <w:r>
+        <w:rPr>
+          <w:rFonts w:ascii="Georgia Pro" w:eastAsia="Georgia Pro" w:hAnsi="Georgia Pro" w:cs="Georgia Pro"/>
+          <w:color w:val="000000" w:themeColor="text1"/>
+        </w:rPr>
+        <w:t>Deploy everything.</w:t>
       </w:r>
     </w:p>
     <w:p>
@@ -3837,114 +3793,46 @@
           <w:color w:val="000000" w:themeColor="text1"/>
         </w:rPr>
       </w:pPr>
-      <w:r>
-        <w:rPr>
-          <w:rFonts w:ascii="Georgia Pro" w:eastAsia="Georgia Pro" w:hAnsi="Georgia Pro" w:cs="Georgia Pro"/>
-          <w:color w:val="000000" w:themeColor="text1"/>
-        </w:rPr>
-        <w:t>live/dev/ec2</w:t>
-      </w:r>
-      <w:r>
-        <w:rPr>
-          <w:rFonts w:ascii="Georgia Pro" w:eastAsia="Georgia Pro" w:hAnsi="Georgia Pro" w:cs="Georgia Pro"/>
-          <w:color w:val="000000" w:themeColor="text1"/>
-        </w:rPr>
-        <w:br/>
-        <w:t>live/prod/ec2</w:t>
-      </w:r>
-    </w:p>
-    <w:p>
-      <w:pPr>
-        <w:spacing w:line="480" w:lineRule="auto"/>
-        <w:rPr>
-          <w:rFonts w:ascii="Georgia Pro" w:eastAsia="Georgia Pro" w:hAnsi="Georgia Pro" w:cs="Georgia Pro"/>
-          <w:color w:val="000000" w:themeColor="text1"/>
-        </w:rPr>
-      </w:pPr>
-      <w:r>
-        <w:rPr>
-          <w:rFonts w:ascii="Georgia Pro" w:eastAsia="Georgia Pro" w:hAnsi="Georgia Pro" w:cs="Georgia Pro"/>
-          <w:color w:val="000000" w:themeColor="text1"/>
-        </w:rPr>
-        <w:t>Result:</w:t>
-      </w:r>
-    </w:p>
-    <w:p>
-      <w:pPr>
-        <w:spacing w:line="480" w:lineRule="auto"/>
-        <w:rPr>
-          <w:rFonts w:ascii="Georgia Pro" w:eastAsia="Georgia Pro" w:hAnsi="Georgia Pro" w:cs="Georgia Pro"/>
-          <w:color w:val="000000" w:themeColor="text1"/>
-        </w:rPr>
-      </w:pPr>
-      <w:r>
-        <w:rPr>
-          <w:rFonts w:ascii="Georgia Pro" w:eastAsia="Georgia Pro" w:hAnsi="Georgia Pro" w:cs="Georgia Pro"/>
-          <w:color w:val="000000" w:themeColor="text1"/>
-        </w:rPr>
-        <w:t>Dev-EC2-Instance</w:t>
-      </w:r>
-      <w:r>
-        <w:rPr>
-          <w:rFonts w:ascii="Georgia Pro" w:eastAsia="Georgia Pro" w:hAnsi="Georgia Pro" w:cs="Georgia Pro"/>
-          <w:color w:val="000000" w:themeColor="text1"/>
-        </w:rPr>
-        <w:br/>
-        <w:t>Prod-EC2-Instance</w:t>
-      </w:r>
-    </w:p>
-    <w:p>
-      <w:pPr>
-        <w:spacing w:line="480" w:lineRule="auto"/>
-        <w:rPr>
-          <w:rFonts w:ascii="Georgia Pro" w:eastAsia="Georgia Pro" w:hAnsi="Georgia Pro" w:cs="Georgia Pro"/>
-          <w:color w:val="000000" w:themeColor="text1"/>
-        </w:rPr>
-      </w:pPr>
-      <w:r>
-        <w:rPr>
-          <w:rFonts w:ascii="Georgia Pro" w:eastAsia="Georgia Pro" w:hAnsi="Georgia Pro" w:cs="Georgia Pro"/>
-          <w:color w:val="000000" w:themeColor="text1"/>
-        </w:rPr>
-        <w:pict w14:anchorId="178D5916">
-          <v:rect id="_x0000_i1152" style="width:0;height:1.5pt" o:hrstd="t" o:hr="t" fillcolor="#a0a0a0" stroked="f"/>
-        </w:pict>
-      </w:r>
-    </w:p>
-    <w:p>
-      <w:pPr>
-        <w:spacing w:line="480" w:lineRule="auto"/>
-        <w:rPr>
-          <w:rFonts w:ascii="Georgia Pro" w:eastAsia="Georgia Pro" w:hAnsi="Georgia Pro" w:cs="Georgia Pro"/>
-          <w:b/>
-          <w:bCs/>
-          <w:color w:val="000000" w:themeColor="text1"/>
-        </w:rPr>
-      </w:pPr>
-      <w:r>
-        <w:rPr>
-          <w:rFonts w:ascii="Georgia Pro" w:eastAsia="Georgia Pro" w:hAnsi="Georgia Pro" w:cs="Georgia Pro"/>
-          <w:b/>
-          <w:bCs/>
-          <w:color w:val="000000" w:themeColor="text1"/>
-        </w:rPr>
-        <w:t>Step 13: Verify Instances</w:t>
-      </w:r>
-    </w:p>
-    <w:p>
-      <w:pPr>
-        <w:spacing w:line="480" w:lineRule="auto"/>
-        <w:rPr>
-          <w:rFonts w:ascii="Georgia Pro" w:eastAsia="Georgia Pro" w:hAnsi="Georgia Pro" w:cs="Georgia Pro"/>
-          <w:color w:val="000000" w:themeColor="text1"/>
-        </w:rPr>
-      </w:pPr>
-      <w:r>
-        <w:rPr>
-          <w:rFonts w:ascii="Georgia Pro" w:eastAsia="Georgia Pro" w:hAnsi="Georgia Pro" w:cs="Georgia Pro"/>
-          <w:color w:val="000000" w:themeColor="text1"/>
-        </w:rPr>
-        <w:t>Run:</w:t>
+      <w:proofErr w:type="spellStart"/>
+      <w:r>
+        <w:rPr>
+          <w:rFonts w:ascii="Georgia Pro" w:eastAsia="Georgia Pro" w:hAnsi="Georgia Pro" w:cs="Georgia Pro"/>
+          <w:color w:val="000000" w:themeColor="text1"/>
+        </w:rPr>
+        <w:t>terragrunt</w:t>
+      </w:r>
+      <w:proofErr w:type="spellEnd"/>
+      <w:r>
+        <w:rPr>
+          <w:rFonts w:ascii="Georgia Pro" w:eastAsia="Georgia Pro" w:hAnsi="Georgia Pro" w:cs="Georgia Pro"/>
+          <w:color w:val="000000" w:themeColor="text1"/>
+        </w:rPr>
+        <w:t xml:space="preserve"> run --all apply</w:t>
+      </w:r>
+    </w:p>
+    <w:p>
+      <w:pPr>
+        <w:spacing w:line="480" w:lineRule="auto"/>
+        <w:rPr>
+          <w:rFonts w:ascii="Georgia Pro" w:eastAsia="Georgia Pro" w:hAnsi="Georgia Pro" w:cs="Georgia Pro"/>
+          <w:color w:val="000000" w:themeColor="text1"/>
+        </w:rPr>
+      </w:pPr>
+      <w:proofErr w:type="spellStart"/>
+      <w:r>
+        <w:rPr>
+          <w:rFonts w:ascii="Georgia Pro" w:eastAsia="Georgia Pro" w:hAnsi="Georgia Pro" w:cs="Georgia Pro"/>
+          <w:color w:val="000000" w:themeColor="text1"/>
+        </w:rPr>
+        <w:t>Terragrunt</w:t>
+      </w:r>
+      <w:proofErr w:type="spellEnd"/>
+      <w:r>
+        <w:rPr>
+          <w:rFonts w:ascii="Georgia Pro" w:eastAsia="Georgia Pro" w:hAnsi="Georgia Pro" w:cs="Georgia Pro"/>
+          <w:color w:val="000000" w:themeColor="text1"/>
+        </w:rPr>
+        <w:t xml:space="preserve"> will run Terraform for:</w:t>
       </w:r>
     </w:p>
     <w:p>
@@ -3962,55 +3850,77 @@
           <w:color w:val="000000" w:themeColor="text1"/>
         </w:rPr>
       </w:pPr>
-      <w:proofErr w:type="spellStart"/>
-      <w:r>
-        <w:rPr>
-          <w:rFonts w:ascii="Georgia Pro" w:eastAsia="Georgia Pro" w:hAnsi="Georgia Pro" w:cs="Georgia Pro"/>
-          <w:color w:val="000000" w:themeColor="text1"/>
-        </w:rPr>
-        <w:t>aws</w:t>
-      </w:r>
-      <w:proofErr w:type="spellEnd"/>
-      <w:r>
-        <w:rPr>
-          <w:rFonts w:ascii="Georgia Pro" w:eastAsia="Georgia Pro" w:hAnsi="Georgia Pro" w:cs="Georgia Pro"/>
-          <w:color w:val="000000" w:themeColor="text1"/>
-        </w:rPr>
-        <w:t xml:space="preserve"> ec2 describe-instances</w:t>
-      </w:r>
-    </w:p>
-    <w:p>
-      <w:pPr>
-        <w:spacing w:line="480" w:lineRule="auto"/>
-        <w:rPr>
-          <w:rFonts w:ascii="Georgia Pro" w:eastAsia="Georgia Pro" w:hAnsi="Georgia Pro" w:cs="Georgia Pro"/>
-          <w:color w:val="000000" w:themeColor="text1"/>
-        </w:rPr>
-      </w:pPr>
-      <w:r>
-        <w:rPr>
-          <w:rFonts w:ascii="Georgia Pro" w:eastAsia="Georgia Pro" w:hAnsi="Georgia Pro" w:cs="Georgia Pro"/>
-          <w:color w:val="000000" w:themeColor="text1"/>
-        </w:rPr>
-        <w:lastRenderedPageBreak/>
-        <w:t>Or check in AWS EC2 Console.</w:t>
-      </w:r>
-    </w:p>
-    <w:p>
-      <w:pPr>
-        <w:spacing w:line="480" w:lineRule="auto"/>
-        <w:rPr>
-          <w:rFonts w:ascii="Georgia Pro" w:eastAsia="Georgia Pro" w:hAnsi="Georgia Pro" w:cs="Georgia Pro"/>
-          <w:color w:val="000000" w:themeColor="text1"/>
-        </w:rPr>
-      </w:pPr>
-      <w:r>
-        <w:rPr>
-          <w:rFonts w:ascii="Georgia Pro" w:eastAsia="Georgia Pro" w:hAnsi="Georgia Pro" w:cs="Georgia Pro"/>
-          <w:color w:val="000000" w:themeColor="text1"/>
-        </w:rPr>
-        <w:pict w14:anchorId="249F6EB2">
-          <v:rect id="_x0000_i1153" style="width:0;height:1.5pt" o:hrstd="t" o:hr="t" fillcolor="#a0a0a0" stroked="f"/>
+      <w:r>
+        <w:rPr>
+          <w:rFonts w:ascii="Georgia Pro" w:eastAsia="Georgia Pro" w:hAnsi="Georgia Pro" w:cs="Georgia Pro"/>
+          <w:color w:val="000000" w:themeColor="text1"/>
+        </w:rPr>
+        <w:t>live/dev/ec2</w:t>
+      </w:r>
+      <w:r>
+        <w:rPr>
+          <w:rFonts w:ascii="Georgia Pro" w:eastAsia="Georgia Pro" w:hAnsi="Georgia Pro" w:cs="Georgia Pro"/>
+          <w:color w:val="000000" w:themeColor="text1"/>
+        </w:rPr>
+        <w:br/>
+        <w:t>live/prod/ec2</w:t>
+      </w:r>
+    </w:p>
+    <w:p>
+      <w:pPr>
+        <w:spacing w:line="480" w:lineRule="auto"/>
+        <w:rPr>
+          <w:rFonts w:ascii="Georgia Pro" w:eastAsia="Georgia Pro" w:hAnsi="Georgia Pro" w:cs="Georgia Pro"/>
+          <w:color w:val="000000" w:themeColor="text1"/>
+        </w:rPr>
+      </w:pPr>
+      <w:r>
+        <w:rPr>
+          <w:rFonts w:ascii="Georgia Pro" w:eastAsia="Georgia Pro" w:hAnsi="Georgia Pro" w:cs="Georgia Pro"/>
+          <w:color w:val="000000" w:themeColor="text1"/>
+        </w:rPr>
+        <w:t>Result:</w:t>
+      </w:r>
+    </w:p>
+    <w:p>
+      <w:pPr>
+        <w:spacing w:line="480" w:lineRule="auto"/>
+        <w:rPr>
+          <w:rFonts w:ascii="Georgia Pro" w:eastAsia="Georgia Pro" w:hAnsi="Georgia Pro" w:cs="Georgia Pro"/>
+          <w:color w:val="000000" w:themeColor="text1"/>
+        </w:rPr>
+      </w:pPr>
+      <w:r>
+        <w:rPr>
+          <w:rFonts w:ascii="Georgia Pro" w:eastAsia="Georgia Pro" w:hAnsi="Georgia Pro" w:cs="Georgia Pro"/>
+          <w:color w:val="000000" w:themeColor="text1"/>
+        </w:rPr>
+        <w:t>Dev-EC2-Instance</w:t>
+      </w:r>
+      <w:r>
+        <w:rPr>
+          <w:rFonts w:ascii="Georgia Pro" w:eastAsia="Georgia Pro" w:hAnsi="Georgia Pro" w:cs="Georgia Pro"/>
+          <w:color w:val="000000" w:themeColor="text1"/>
+        </w:rPr>
+        <w:br/>
+        <w:t>Prod-EC2-Instance</w:t>
+      </w:r>
+    </w:p>
+    <w:p>
+      <w:pPr>
+        <w:spacing w:line="480" w:lineRule="auto"/>
+        <w:rPr>
+          <w:rFonts w:ascii="Georgia Pro" w:eastAsia="Georgia Pro" w:hAnsi="Georgia Pro" w:cs="Georgia Pro"/>
+          <w:color w:val="000000" w:themeColor="text1"/>
+        </w:rPr>
+      </w:pPr>
+      <w:r>
+        <w:rPr>
+          <w:rFonts w:ascii="Georgia Pro" w:eastAsia="Georgia Pro" w:hAnsi="Georgia Pro" w:cs="Georgia Pro"/>
+          <w:color w:val="000000" w:themeColor="text1"/>
+        </w:rPr>
+        <w:pict w14:anchorId="178D5916">
+          <v:rect id="_x0000_i1152" style="width:0;height:1.5pt" o:hrstd="t" o:hr="t" fillcolor="#a0a0a0" stroked="f"/>
         </w:pict>
       </w:r>
     </w:p>
@@ -4031,43 +3941,23 @@
           <w:bCs/>
           <w:color w:val="000000" w:themeColor="text1"/>
         </w:rPr>
-        <w:t xml:space="preserve">Step 14: </w:t>
-      </w:r>
-      <w:proofErr w:type="gramStart"/>
-      <w:r>
-        <w:rPr>
-          <w:rFonts w:ascii="Georgia Pro" w:eastAsia="Georgia Pro" w:hAnsi="Georgia Pro" w:cs="Georgia Pro"/>
-          <w:b/>
-          <w:bCs/>
-          <w:color w:val="000000" w:themeColor="text1"/>
-        </w:rPr>
-        <w:t>Destroy</w:t>
-      </w:r>
-      <w:proofErr w:type="gramEnd"/>
-      <w:r>
-        <w:rPr>
-          <w:rFonts w:ascii="Georgia Pro" w:eastAsia="Georgia Pro" w:hAnsi="Georgia Pro" w:cs="Georgia Pro"/>
-          <w:b/>
-          <w:bCs/>
-          <w:color w:val="000000" w:themeColor="text1"/>
-        </w:rPr>
-        <w:t xml:space="preserve"> Individual Environment</w:t>
-      </w:r>
-    </w:p>
-    <w:p>
-      <w:pPr>
-        <w:spacing w:line="480" w:lineRule="auto"/>
-        <w:rPr>
-          <w:rFonts w:ascii="Georgia Pro" w:eastAsia="Georgia Pro" w:hAnsi="Georgia Pro" w:cs="Georgia Pro"/>
-          <w:color w:val="000000" w:themeColor="text1"/>
-        </w:rPr>
-      </w:pPr>
-      <w:r>
-        <w:rPr>
-          <w:rFonts w:ascii="Georgia Pro" w:eastAsia="Georgia Pro" w:hAnsi="Georgia Pro" w:cs="Georgia Pro"/>
-          <w:color w:val="000000" w:themeColor="text1"/>
-        </w:rPr>
-        <w:t>Destroy dev:</w:t>
+        <w:t>Step 13: Verify Instances</w:t>
+      </w:r>
+    </w:p>
+    <w:p>
+      <w:pPr>
+        <w:spacing w:line="480" w:lineRule="auto"/>
+        <w:rPr>
+          <w:rFonts w:ascii="Georgia Pro" w:eastAsia="Georgia Pro" w:hAnsi="Georgia Pro" w:cs="Georgia Pro"/>
+          <w:color w:val="000000" w:themeColor="text1"/>
+        </w:rPr>
+      </w:pPr>
+      <w:r>
+        <w:rPr>
+          <w:rFonts w:ascii="Georgia Pro" w:eastAsia="Georgia Pro" w:hAnsi="Georgia Pro" w:cs="Georgia Pro"/>
+          <w:color w:val="000000" w:themeColor="text1"/>
+        </w:rPr>
+        <w:t>Run:</w:t>
       </w:r>
     </w:p>
     <w:p>
@@ -4085,27 +3975,13 @@
           <w:color w:val="000000" w:themeColor="text1"/>
         </w:rPr>
       </w:pPr>
-      <w:r>
-        <w:rPr>
-          <w:rFonts w:ascii="Georgia Pro" w:eastAsia="Georgia Pro" w:hAnsi="Georgia Pro" w:cs="Georgia Pro"/>
-          <w:color w:val="000000" w:themeColor="text1"/>
-        </w:rPr>
-        <w:t>cd live/dev/ec2</w:t>
-      </w:r>
-      <w:r>
-        <w:rPr>
-          <w:rFonts w:ascii="Georgia Pro" w:eastAsia="Georgia Pro" w:hAnsi="Georgia Pro" w:cs="Georgia Pro"/>
-          <w:color w:val="000000" w:themeColor="text1"/>
-        </w:rPr>
-        <w:br/>
-      </w:r>
       <w:proofErr w:type="spellStart"/>
       <w:r>
         <w:rPr>
           <w:rFonts w:ascii="Georgia Pro" w:eastAsia="Georgia Pro" w:hAnsi="Georgia Pro" w:cs="Georgia Pro"/>
           <w:color w:val="000000" w:themeColor="text1"/>
         </w:rPr>
-        <w:t>terragrunt</w:t>
+        <w:t>aws</w:t>
       </w:r>
       <w:proofErr w:type="spellEnd"/>
       <w:r>
@@ -4113,23 +3989,98 @@
           <w:rFonts w:ascii="Georgia Pro" w:eastAsia="Georgia Pro" w:hAnsi="Georgia Pro" w:cs="Georgia Pro"/>
           <w:color w:val="000000" w:themeColor="text1"/>
         </w:rPr>
-        <w:t xml:space="preserve"> destroy</w:t>
-      </w:r>
-    </w:p>
-    <w:p>
-      <w:pPr>
-        <w:spacing w:line="480" w:lineRule="auto"/>
-        <w:rPr>
-          <w:rFonts w:ascii="Georgia Pro" w:eastAsia="Georgia Pro" w:hAnsi="Georgia Pro" w:cs="Georgia Pro"/>
-          <w:color w:val="000000" w:themeColor="text1"/>
-        </w:rPr>
-      </w:pPr>
-      <w:r>
-        <w:rPr>
-          <w:rFonts w:ascii="Georgia Pro" w:eastAsia="Georgia Pro" w:hAnsi="Georgia Pro" w:cs="Georgia Pro"/>
-          <w:color w:val="000000" w:themeColor="text1"/>
-        </w:rPr>
-        <w:t>Destroy prod:</w:t>
+        <w:t xml:space="preserve"> ec2 describe-instances</w:t>
+      </w:r>
+    </w:p>
+    <w:p>
+      <w:pPr>
+        <w:spacing w:line="480" w:lineRule="auto"/>
+        <w:rPr>
+          <w:rFonts w:ascii="Georgia Pro" w:eastAsia="Georgia Pro" w:hAnsi="Georgia Pro" w:cs="Georgia Pro"/>
+          <w:color w:val="000000" w:themeColor="text1"/>
+        </w:rPr>
+      </w:pPr>
+      <w:r>
+        <w:rPr>
+          <w:rFonts w:ascii="Georgia Pro" w:eastAsia="Georgia Pro" w:hAnsi="Georgia Pro" w:cs="Georgia Pro"/>
+          <w:color w:val="000000" w:themeColor="text1"/>
+        </w:rPr>
+        <w:lastRenderedPageBreak/>
+        <w:t>Or check in AWS EC2 Console.</w:t>
+      </w:r>
+    </w:p>
+    <w:p>
+      <w:pPr>
+        <w:spacing w:line="480" w:lineRule="auto"/>
+        <w:rPr>
+          <w:rFonts w:ascii="Georgia Pro" w:eastAsia="Georgia Pro" w:hAnsi="Georgia Pro" w:cs="Georgia Pro"/>
+          <w:color w:val="000000" w:themeColor="text1"/>
+        </w:rPr>
+      </w:pPr>
+      <w:r>
+        <w:rPr>
+          <w:rFonts w:ascii="Georgia Pro" w:eastAsia="Georgia Pro" w:hAnsi="Georgia Pro" w:cs="Georgia Pro"/>
+          <w:color w:val="000000" w:themeColor="text1"/>
+        </w:rPr>
+        <w:pict w14:anchorId="249F6EB2">
+          <v:rect id="_x0000_i1153" style="width:0;height:1.5pt" o:hrstd="t" o:hr="t" fillcolor="#a0a0a0" stroked="f"/>
+        </w:pict>
+      </w:r>
+    </w:p>
+    <w:p>
+      <w:pPr>
+        <w:spacing w:line="480" w:lineRule="auto"/>
+        <w:rPr>
+          <w:rFonts w:ascii="Georgia Pro" w:eastAsia="Georgia Pro" w:hAnsi="Georgia Pro" w:cs="Georgia Pro"/>
+          <w:b/>
+          <w:bCs/>
+          <w:color w:val="000000" w:themeColor="text1"/>
+        </w:rPr>
+      </w:pPr>
+      <w:r>
+        <w:rPr>
+          <w:rFonts w:ascii="Georgia Pro" w:eastAsia="Georgia Pro" w:hAnsi="Georgia Pro" w:cs="Georgia Pro"/>
+          <w:b/>
+          <w:bCs/>
+          <w:color w:val="000000" w:themeColor="text1"/>
+        </w:rPr>
+        <w:t xml:space="preserve">Step 14: </w:t>
+      </w:r>
+      <w:proofErr w:type="gramStart"/>
+      <w:r>
+        <w:rPr>
+          <w:rFonts w:ascii="Georgia Pro" w:eastAsia="Georgia Pro" w:hAnsi="Georgia Pro" w:cs="Georgia Pro"/>
+          <w:b/>
+          <w:bCs/>
+          <w:color w:val="000000" w:themeColor="text1"/>
+        </w:rPr>
+        <w:t>Destroy</w:t>
+      </w:r>
+      <w:proofErr w:type="gramEnd"/>
+      <w:r>
+        <w:rPr>
+          <w:rFonts w:ascii="Georgia Pro" w:eastAsia="Georgia Pro" w:hAnsi="Georgia Pro" w:cs="Georgia Pro"/>
+          <w:b/>
+          <w:bCs/>
+          <w:color w:val="000000" w:themeColor="text1"/>
+        </w:rPr>
+        <w:t xml:space="preserve"> Individual Environment</w:t>
+      </w:r>
+    </w:p>
+    <w:p>
+      <w:pPr>
+        <w:spacing w:line="480" w:lineRule="auto"/>
+        <w:rPr>
+          <w:rFonts w:ascii="Georgia Pro" w:eastAsia="Georgia Pro" w:hAnsi="Georgia Pro" w:cs="Georgia Pro"/>
+          <w:color w:val="000000" w:themeColor="text1"/>
+        </w:rPr>
+      </w:pPr>
+      <w:r>
+        <w:rPr>
+          <w:rFonts w:ascii="Georgia Pro" w:eastAsia="Georgia Pro" w:hAnsi="Georgia Pro" w:cs="Georgia Pro"/>
+          <w:color w:val="000000" w:themeColor="text1"/>
+        </w:rPr>
+        <w:t>Destroy dev:</w:t>
       </w:r>
     </w:p>
     <w:p>
@@ -4152,7 +4103,7 @@
           <w:rFonts w:ascii="Georgia Pro" w:eastAsia="Georgia Pro" w:hAnsi="Georgia Pro" w:cs="Georgia Pro"/>
           <w:color w:val="000000" w:themeColor="text1"/>
         </w:rPr>
-        <w:t>cd live/prod/ec2</w:t>
+        <w:t>cd live/dev/ec2</w:t>
       </w:r>
       <w:r>
         <w:rPr>
@@ -4191,83 +4142,7 @@
           <w:rFonts w:ascii="Georgia Pro" w:eastAsia="Georgia Pro" w:hAnsi="Georgia Pro" w:cs="Georgia Pro"/>
           <w:color w:val="000000" w:themeColor="text1"/>
         </w:rPr>
-        <w:pict w14:anchorId="13666401">
-          <v:rect id="_x0000_i1154" style="width:0;height:1.5pt" o:hrstd="t" o:hr="t" fillcolor="#a0a0a0" stroked="f"/>
-        </w:pict>
-      </w:r>
-    </w:p>
-    <w:p>
-      <w:pPr>
-        <w:spacing w:line="480" w:lineRule="auto"/>
-        <w:rPr>
-          <w:rFonts w:ascii="Georgia Pro" w:eastAsia="Georgia Pro" w:hAnsi="Georgia Pro" w:cs="Georgia Pro"/>
-          <w:b/>
-          <w:bCs/>
-          <w:color w:val="000000" w:themeColor="text1"/>
-        </w:rPr>
-      </w:pPr>
-    </w:p>
-    <w:p>
-      <w:pPr>
-        <w:spacing w:line="480" w:lineRule="auto"/>
-        <w:rPr>
-          <w:rFonts w:ascii="Georgia Pro" w:eastAsia="Georgia Pro" w:hAnsi="Georgia Pro" w:cs="Georgia Pro"/>
-          <w:b/>
-          <w:bCs/>
-          <w:color w:val="000000" w:themeColor="text1"/>
-        </w:rPr>
-      </w:pPr>
-    </w:p>
-    <w:p>
-      <w:pPr>
-        <w:spacing w:line="480" w:lineRule="auto"/>
-        <w:rPr>
-          <w:rFonts w:ascii="Georgia Pro" w:eastAsia="Georgia Pro" w:hAnsi="Georgia Pro" w:cs="Georgia Pro"/>
-          <w:b/>
-          <w:bCs/>
-          <w:color w:val="000000" w:themeColor="text1"/>
-        </w:rPr>
-      </w:pPr>
-      <w:r>
-        <w:rPr>
-          <w:rFonts w:ascii="Georgia Pro" w:eastAsia="Georgia Pro" w:hAnsi="Georgia Pro" w:cs="Georgia Pro"/>
-          <w:b/>
-          <w:bCs/>
-          <w:color w:val="000000" w:themeColor="text1"/>
-        </w:rPr>
-        <w:t>Step 15: Destroy All Environments Together</w:t>
-      </w:r>
-    </w:p>
-    <w:p>
-      <w:pPr>
-        <w:spacing w:line="480" w:lineRule="auto"/>
-        <w:rPr>
-          <w:rFonts w:ascii="Georgia Pro" w:eastAsia="Georgia Pro" w:hAnsi="Georgia Pro" w:cs="Georgia Pro"/>
-          <w:color w:val="000000" w:themeColor="text1"/>
-        </w:rPr>
-      </w:pPr>
-      <w:r>
-        <w:rPr>
-          <w:rFonts w:ascii="Georgia Pro" w:eastAsia="Georgia Pro" w:hAnsi="Georgia Pro" w:cs="Georgia Pro"/>
-          <w:color w:val="000000" w:themeColor="text1"/>
-        </w:rPr>
-        <w:t xml:space="preserve">From </w:t>
-      </w:r>
-      <w:r>
-        <w:rPr>
-          <w:rFonts w:ascii="Georgia Pro" w:eastAsia="Georgia Pro" w:hAnsi="Georgia Pro" w:cs="Georgia Pro"/>
-          <w:b/>
-          <w:bCs/>
-          <w:color w:val="000000" w:themeColor="text1"/>
-        </w:rPr>
-        <w:t>live directory</w:t>
-      </w:r>
-      <w:r>
-        <w:rPr>
-          <w:rFonts w:ascii="Georgia Pro" w:eastAsia="Georgia Pro" w:hAnsi="Georgia Pro" w:cs="Georgia Pro"/>
-          <w:color w:val="000000" w:themeColor="text1"/>
-        </w:rPr>
-        <w:t>:</w:t>
+        <w:t>Destroy prod:</w:t>
       </w:r>
     </w:p>
     <w:p>
@@ -4290,6 +4165,133 @@
           <w:rFonts w:ascii="Georgia Pro" w:eastAsia="Georgia Pro" w:hAnsi="Georgia Pro" w:cs="Georgia Pro"/>
           <w:color w:val="000000" w:themeColor="text1"/>
         </w:rPr>
+        <w:t>cd live/prod/ec2</w:t>
+      </w:r>
+      <w:r>
+        <w:rPr>
+          <w:rFonts w:ascii="Georgia Pro" w:eastAsia="Georgia Pro" w:hAnsi="Georgia Pro" w:cs="Georgia Pro"/>
+          <w:color w:val="000000" w:themeColor="text1"/>
+        </w:rPr>
+        <w:br/>
+      </w:r>
+      <w:proofErr w:type="spellStart"/>
+      <w:r>
+        <w:rPr>
+          <w:rFonts w:ascii="Georgia Pro" w:eastAsia="Georgia Pro" w:hAnsi="Georgia Pro" w:cs="Georgia Pro"/>
+          <w:color w:val="000000" w:themeColor="text1"/>
+        </w:rPr>
+        <w:t>terragrunt</w:t>
+      </w:r>
+      <w:proofErr w:type="spellEnd"/>
+      <w:r>
+        <w:rPr>
+          <w:rFonts w:ascii="Georgia Pro" w:eastAsia="Georgia Pro" w:hAnsi="Georgia Pro" w:cs="Georgia Pro"/>
+          <w:color w:val="000000" w:themeColor="text1"/>
+        </w:rPr>
+        <w:t xml:space="preserve"> destroy</w:t>
+      </w:r>
+    </w:p>
+    <w:p>
+      <w:pPr>
+        <w:spacing w:line="480" w:lineRule="auto"/>
+        <w:rPr>
+          <w:rFonts w:ascii="Georgia Pro" w:eastAsia="Georgia Pro" w:hAnsi="Georgia Pro" w:cs="Georgia Pro"/>
+          <w:color w:val="000000" w:themeColor="text1"/>
+        </w:rPr>
+      </w:pPr>
+      <w:r>
+        <w:rPr>
+          <w:rFonts w:ascii="Georgia Pro" w:eastAsia="Georgia Pro" w:hAnsi="Georgia Pro" w:cs="Georgia Pro"/>
+          <w:color w:val="000000" w:themeColor="text1"/>
+        </w:rPr>
+        <w:pict w14:anchorId="13666401">
+          <v:rect id="_x0000_i1154" style="width:0;height:1.5pt" o:hrstd="t" o:hr="t" fillcolor="#a0a0a0" stroked="f"/>
+        </w:pict>
+      </w:r>
+    </w:p>
+    <w:p>
+      <w:pPr>
+        <w:spacing w:line="480" w:lineRule="auto"/>
+        <w:rPr>
+          <w:rFonts w:ascii="Georgia Pro" w:eastAsia="Georgia Pro" w:hAnsi="Georgia Pro" w:cs="Georgia Pro"/>
+          <w:b/>
+          <w:bCs/>
+          <w:color w:val="000000" w:themeColor="text1"/>
+        </w:rPr>
+      </w:pPr>
+    </w:p>
+    <w:p>
+      <w:pPr>
+        <w:spacing w:line="480" w:lineRule="auto"/>
+        <w:rPr>
+          <w:rFonts w:ascii="Georgia Pro" w:eastAsia="Georgia Pro" w:hAnsi="Georgia Pro" w:cs="Georgia Pro"/>
+          <w:b/>
+          <w:bCs/>
+          <w:color w:val="000000" w:themeColor="text1"/>
+        </w:rPr>
+      </w:pPr>
+      <w:r>
+        <w:rPr>
+          <w:rFonts w:ascii="Georgia Pro" w:eastAsia="Georgia Pro" w:hAnsi="Georgia Pro" w:cs="Georgia Pro"/>
+          <w:b/>
+          <w:bCs/>
+          <w:color w:val="000000" w:themeColor="text1"/>
+        </w:rPr>
+        <w:t>Step 15: Destroy All Environments Together</w:t>
+      </w:r>
+    </w:p>
+    <w:p>
+      <w:pPr>
+        <w:spacing w:line="480" w:lineRule="auto"/>
+        <w:rPr>
+          <w:rFonts w:ascii="Georgia Pro" w:eastAsia="Georgia Pro" w:hAnsi="Georgia Pro" w:cs="Georgia Pro"/>
+          <w:color w:val="000000" w:themeColor="text1"/>
+        </w:rPr>
+      </w:pPr>
+      <w:r>
+        <w:rPr>
+          <w:rFonts w:ascii="Georgia Pro" w:eastAsia="Georgia Pro" w:hAnsi="Georgia Pro" w:cs="Georgia Pro"/>
+          <w:color w:val="000000" w:themeColor="text1"/>
+        </w:rPr>
+        <w:t xml:space="preserve">From </w:t>
+      </w:r>
+      <w:r>
+        <w:rPr>
+          <w:rFonts w:ascii="Georgia Pro" w:eastAsia="Georgia Pro" w:hAnsi="Georgia Pro" w:cs="Georgia Pro"/>
+          <w:b/>
+          <w:bCs/>
+          <w:color w:val="000000" w:themeColor="text1"/>
+        </w:rPr>
+        <w:t>live directory</w:t>
+      </w:r>
+      <w:r>
+        <w:rPr>
+          <w:rFonts w:ascii="Georgia Pro" w:eastAsia="Georgia Pro" w:hAnsi="Georgia Pro" w:cs="Georgia Pro"/>
+          <w:color w:val="000000" w:themeColor="text1"/>
+        </w:rPr>
+        <w:t>:</w:t>
+      </w:r>
+    </w:p>
+    <w:p>
+      <w:pPr>
+        <w:pBdr>
+          <w:top w:val="single" w:sz="4" w:space="1" w:color="auto"/>
+          <w:left w:val="single" w:sz="4" w:space="4" w:color="auto"/>
+          <w:bottom w:val="single" w:sz="4" w:space="1" w:color="auto"/>
+          <w:right w:val="single" w:sz="4" w:space="4" w:color="auto"/>
+        </w:pBdr>
+        <w:shd w:val="clear" w:color="auto" w:fill="F2F2F2" w:themeFill="background1" w:themeFillShade="F2"/>
+        <w:spacing w:line="480" w:lineRule="auto"/>
+        <w:rPr>
+          <w:rFonts w:ascii="Georgia Pro" w:eastAsia="Georgia Pro" w:hAnsi="Georgia Pro" w:cs="Georgia Pro"/>
+          <w:color w:val="000000" w:themeColor="text1"/>
+        </w:rPr>
+      </w:pPr>
+      <w:r>
+        <w:rPr>
+          <w:rFonts w:ascii="Georgia Pro" w:eastAsia="Georgia Pro" w:hAnsi="Georgia Pro" w:cs="Georgia Pro"/>
+          <w:color w:val="000000" w:themeColor="text1"/>
+        </w:rPr>
         <w:t>cd terragrunt-ec2-lab/live</w:t>
       </w:r>
       <w:r>
@@ -4313,7 +4315,7 @@
           <w:rFonts w:ascii="Georgia Pro" w:eastAsia="Georgia Pro" w:hAnsi="Georgia Pro" w:cs="Georgia Pro"/>
           <w:color w:val="000000" w:themeColor="text1"/>
         </w:rPr>
-        <w:t xml:space="preserve"> run-all destroy</w:t>
+        <w:t xml:space="preserve"> run --all destroy</w:t>
       </w:r>
     </w:p>
     <w:p>
